--- a/DECLARACIÓN DE DESARROLLO INDEPENDIENTE DE.docx
+++ b/DECLARACIÓN DE DESARROLLO INDEPENDIENTE DE.docx
@@ -15,7 +15,21 @@
           <w:b/>
           <w:bCs/>
         </w:rPr>
-        <w:t>DECLARACIÓN DE DESARROLLO INDEPENDIENTE DE</w:t>
+        <w:t>DECLARACIÓN DE DESARROLLO IND</w:t>
+      </w:r>
+      <w:r>
+        <w:rPr>
+          <w:b/>
+          <w:bCs/>
+        </w:rPr>
+        <w:t>IVIDUAL</w:t>
+      </w:r>
+      <w:r>
+        <w:rPr>
+          <w:b/>
+          <w:bCs/>
+        </w:rPr>
+        <w:t xml:space="preserve"> DE</w:t>
       </w:r>
     </w:p>
     <w:p>
@@ -38,7 +52,7 @@
           <w:b/>
           <w:bCs/>
         </w:rPr>
-        <w:t xml:space="preserve">SIGO-GCAM </w:t>
+        <w:t>SIGO</w:t>
       </w:r>
       <w:r>
         <w:rPr>
@@ -78,7 +92,13 @@
         <w:t>0951468719</w:t>
       </w:r>
       <w:r>
-        <w:t xml:space="preserve"> declaro que inicié el desarrollo del programa informático denominado “SIGO-GCAM – Sistema Integral de Gestión Operativa” el 1 de junio de 2026, por iniciativa personal y fuera de mi jornada laboral. El programa ha sido desarrollado utilizando equipo informático personal y herramientas contratadas o utilizadas por mi cuenta, sin financiamiento institucional.</w:t>
+        <w:t xml:space="preserve"> declaro que inicié el desarrollo del programa informático denominado “SIGO</w:t>
+      </w:r>
+      <w:r>
+        <w:t xml:space="preserve"> </w:t>
+      </w:r>
+      <w:r>
+        <w:t>– Sistema Integral de Gestión Operativa” el 1 de junio de 2026, por iniciativa personal y fuera de mi jornada laboral. El programa ha sido desarrollado utilizando equipo informático personal y herramientas contratadas o utilizadas por mi cuenta, sin financiamiento institucional.</w:t>
       </w:r>
     </w:p>
     <w:p>
@@ -113,6 +133,22 @@
     <w:p>
       <w:pPr>
         <w:jc w:val="both"/>
+        <w:rPr>
+          <w:b/>
+          <w:bCs/>
+        </w:rPr>
+      </w:pPr>
+      <w:r>
+        <w:rPr>
+          <w:b/>
+          <w:bCs/>
+        </w:rPr>
+        <w:t>Firma:</w:t>
+      </w:r>
+    </w:p>
+    <w:p>
+      <w:pPr>
+        <w:jc w:val="both"/>
       </w:pPr>
     </w:p>
     <w:p>
@@ -138,21 +174,12 @@
           <w:bCs/>
         </w:rPr>
       </w:pPr>
-      <w:proofErr w:type="spellStart"/>
-      <w:r>
-        <w:rPr>
-          <w:b/>
-          <w:bCs/>
-        </w:rPr>
-        <w:t>Tnlg</w:t>
-      </w:r>
-      <w:proofErr w:type="spellEnd"/>
-      <w:r>
-        <w:rPr>
-          <w:b/>
-          <w:bCs/>
-        </w:rPr>
-        <w:t>. Calderón Aguirre Jorge Luis</w:t>
+      <w:r>
+        <w:rPr>
+          <w:b/>
+          <w:bCs/>
+        </w:rPr>
+        <w:t>Calderón Aguirre Jorge Luis</w:t>
       </w:r>
     </w:p>
     <w:p>
@@ -186,8 +213,1081 @@
           <w:b/>
           <w:bCs/>
         </w:rPr>
-        <w:t>Mail: Liveproducer20@gmail.com</w:t>
-      </w:r>
+        <w:t xml:space="preserve">Mail: </w:t>
+      </w:r>
+      <w:hyperlink r:id="rId4" w:history="1">
+        <w:r>
+          <w:rPr>
+            <w:rStyle w:val="Hipervnculo"/>
+            <w:color w:val="auto"/>
+            <w:u w:val="none"/>
+          </w:rPr>
+          <w:t>Liveproducer20@gmail.com</w:t>
+        </w:r>
+      </w:hyperlink>
+    </w:p>
+    <w:p>
+      <w:pPr>
+        <w:spacing w:line="240" w:lineRule="auto"/>
+        <w:jc w:val="both"/>
+        <w:rPr>
+          <w:b/>
+          <w:bCs/>
+        </w:rPr>
+      </w:pPr>
+    </w:p>
+    <w:p>
+      <w:pPr>
+        <w:ind w:firstLine="0"/>
+        <w:jc w:val="both"/>
+      </w:pPr>
+    </w:p>
+    <w:p>
+      <w:pPr>
+        <w:jc w:val="center"/>
+        <w:rPr>
+          <w:b/>
+          <w:bCs/>
+        </w:rPr>
+      </w:pPr>
+      <w:r>
+        <w:rPr>
+          <w:b/>
+          <w:bCs/>
+        </w:rPr>
+        <w:lastRenderedPageBreak/>
+        <w:t>DECLARACIÓN SOBRE EL USO DE INTELIGENCIA ARTIFICIAL COMO HERRAMIENTA DE ASISTENCIA</w:t>
+      </w:r>
+    </w:p>
+    <w:p>
+      <w:pPr>
+        <w:spacing w:line="240" w:lineRule="auto"/>
+        <w:jc w:val="both"/>
+        <w:rPr>
+          <w:b/>
+          <w:bCs/>
+        </w:rPr>
+      </w:pPr>
+    </w:p>
+    <w:p>
+      <w:pPr>
+        <w:spacing w:line="240" w:lineRule="auto"/>
+        <w:jc w:val="both"/>
+      </w:pPr>
+    </w:p>
+    <w:p>
+      <w:pPr>
+        <w:jc w:val="both"/>
+      </w:pPr>
+      <w:r>
+        <w:t xml:space="preserve">Yo, </w:t>
+      </w:r>
+      <w:r>
+        <w:rPr>
+          <w:b/>
+          <w:bCs/>
+        </w:rPr>
+        <w:t>CALDERÓN AGUIRRE JORGE LUIS</w:t>
+      </w:r>
+      <w:r>
+        <w:t xml:space="preserve"> con C.I. </w:t>
+      </w:r>
+      <w:r>
+        <w:rPr>
+          <w:b/>
+          <w:bCs/>
+        </w:rPr>
+        <w:t>0951468719</w:t>
+      </w:r>
+      <w:r>
+        <w:t xml:space="preserve"> </w:t>
+      </w:r>
+      <w:r>
+        <w:t xml:space="preserve">en calidad de autor y desarrollador del programa informático denominado </w:t>
+      </w:r>
+      <w:r>
+        <w:rPr>
+          <w:b/>
+          <w:bCs/>
+        </w:rPr>
+        <w:t>“SIGO</w:t>
+      </w:r>
+      <w:r>
+        <w:rPr>
+          <w:b/>
+          <w:bCs/>
+        </w:rPr>
+        <w:t xml:space="preserve"> </w:t>
+      </w:r>
+      <w:r>
+        <w:rPr>
+          <w:b/>
+          <w:bCs/>
+        </w:rPr>
+        <w:t>– Sistema Integral de Gestión Operativa”</w:t>
+      </w:r>
+      <w:r>
+        <w:t>, declaro que durante el proceso de desarrollo utilicé herramientas de inteligencia artificial generativa únicamente como instrumentos de asistencia técnica para apoyar tareas de programación, revisión, corrección, optimización y generación de determinados fragmentos de código.</w:t>
+      </w:r>
+    </w:p>
+    <w:p>
+      <w:pPr>
+        <w:jc w:val="both"/>
+      </w:pPr>
+      <w:r>
+        <w:t>La concepción del sistema, identificación de necesidades, definición de funcionalidades, arquitectura, estructura de módulos, lógica operativa, diseño de procesos, selección e integración de componentes, validación de resultados, pruebas, modificaciones, corrección de errores y decisiones finales de desarrollo fueron realizadas y dirigidas por mí.</w:t>
+      </w:r>
+    </w:p>
+    <w:p>
+      <w:pPr>
+        <w:jc w:val="both"/>
+      </w:pPr>
+      <w:r>
+        <w:t>Las herramientas de inteligencia artificial utilizadas no actuaron de forma autónoma ni determinaron por sí mismas la estructura o resultado final de la obra. Todo contenido generado con su asistencia fue revisado, seleccionado, adaptado, integrado, corregido o descartado bajo mi criterio y responsabilidad.</w:t>
+      </w:r>
+    </w:p>
+    <w:p>
+      <w:pPr>
+        <w:jc w:val="both"/>
+      </w:pPr>
+      <w:r>
+        <w:t xml:space="preserve">En consecuencia, la inteligencia artificial fue empleada como una </w:t>
+      </w:r>
+      <w:r>
+        <w:rPr>
+          <w:b/>
+          <w:bCs/>
+        </w:rPr>
+        <w:t>herramienta de apoyo dentro de un proceso creativo y técnico dirigido por el autor</w:t>
+      </w:r>
+      <w:r>
+        <w:t>, sin sustituir mi participación humana en la planificación, desarrollo, integración y resultado final del programa.</w:t>
+      </w:r>
+    </w:p>
+    <w:p>
+      <w:pPr>
+        <w:jc w:val="both"/>
+      </w:pPr>
+      <w:r>
+        <w:t xml:space="preserve">Asimismo, dejo constancia de que el desarrollo de </w:t>
+      </w:r>
+      <w:r>
+        <w:t>“</w:t>
+      </w:r>
+      <w:r>
+        <w:t>SIGO</w:t>
+      </w:r>
+      <w:r>
+        <w:t xml:space="preserve"> </w:t>
+      </w:r>
+      <w:r>
+        <w:t>-</w:t>
+      </w:r>
+      <w:r>
+        <w:rPr>
+          <w:b/>
+          <w:bCs/>
+        </w:rPr>
+        <w:t xml:space="preserve"> </w:t>
+      </w:r>
+      <w:r>
+        <w:t>Sistema Integral de Gestión Operativa</w:t>
+      </w:r>
+      <w:r>
+        <w:t>”</w:t>
+      </w:r>
+      <w:r>
+        <w:t xml:space="preserve"> fue iniciado por iniciativa propia, sin encargo de terceros, sin orden institucional y bajo mi responsabilidad técnica.</w:t>
+      </w:r>
+    </w:p>
+    <w:p>
+      <w:pPr>
+        <w:jc w:val="both"/>
+      </w:pPr>
+      <w:r>
+        <w:lastRenderedPageBreak/>
+        <w:t>Para constancia, suscribo la presente declaración en [</w:t>
+      </w:r>
+      <w:r>
+        <w:t>GUAYAQUIL</w:t>
+      </w:r>
+      <w:r>
+        <w:t>], a los [</w:t>
+      </w:r>
+      <w:r>
+        <w:t>30</w:t>
+      </w:r>
+      <w:r>
+        <w:t>] días del mes de [</w:t>
+      </w:r>
+      <w:r>
+        <w:t>JULIO</w:t>
+      </w:r>
+      <w:r>
+        <w:t>] de 2026.</w:t>
+      </w:r>
+    </w:p>
+    <w:p>
+      <w:pPr>
+        <w:spacing w:line="240" w:lineRule="auto"/>
+        <w:jc w:val="both"/>
+      </w:pPr>
+    </w:p>
+    <w:p>
+      <w:pPr>
+        <w:spacing w:line="240" w:lineRule="auto"/>
+        <w:jc w:val="both"/>
+      </w:pPr>
+    </w:p>
+    <w:p>
+      <w:pPr>
+        <w:spacing w:line="240" w:lineRule="auto"/>
+        <w:ind w:firstLine="0"/>
+        <w:jc w:val="both"/>
+        <w:rPr>
+          <w:b/>
+          <w:bCs/>
+        </w:rPr>
+      </w:pPr>
+      <w:r>
+        <w:rPr>
+          <w:b/>
+          <w:bCs/>
+        </w:rPr>
+        <w:t>Firma:</w:t>
+      </w:r>
+    </w:p>
+    <w:p>
+      <w:pPr>
+        <w:spacing w:line="240" w:lineRule="auto"/>
+        <w:ind w:firstLine="0"/>
+        <w:jc w:val="both"/>
+      </w:pPr>
+    </w:p>
+    <w:p>
+      <w:pPr>
+        <w:spacing w:line="240" w:lineRule="auto"/>
+        <w:ind w:firstLine="0"/>
+        <w:jc w:val="both"/>
+      </w:pPr>
+    </w:p>
+    <w:p>
+      <w:pPr>
+        <w:spacing w:line="240" w:lineRule="auto"/>
+        <w:ind w:firstLine="0"/>
+        <w:jc w:val="both"/>
+      </w:pPr>
+    </w:p>
+    <w:p>
+      <w:pPr>
+        <w:spacing w:line="240" w:lineRule="auto"/>
+        <w:ind w:firstLine="0"/>
+        <w:rPr>
+          <w:b/>
+          <w:bCs/>
+        </w:rPr>
+      </w:pPr>
+      <w:r>
+        <w:t xml:space="preserve"> ______________________________</w:t>
+      </w:r>
+      <w:r>
+        <w:br/>
+      </w:r>
+      <w:r>
+        <w:rPr>
+          <w:b/>
+          <w:bCs/>
+        </w:rPr>
+        <w:t>Nombre:</w:t>
+      </w:r>
+      <w:r>
+        <w:rPr>
+          <w:b/>
+          <w:bCs/>
+        </w:rPr>
+        <w:t xml:space="preserve"> </w:t>
+      </w:r>
+      <w:r>
+        <w:t>Calderón Aguirre Jorge Luis</w:t>
+      </w:r>
+      <w:r>
+        <w:t xml:space="preserve"> </w:t>
+      </w:r>
+      <w:r>
+        <w:br/>
+      </w:r>
+      <w:r>
+        <w:rPr>
+          <w:b/>
+          <w:bCs/>
+        </w:rPr>
+        <w:t>Cédula:</w:t>
+      </w:r>
+      <w:r>
+        <w:t xml:space="preserve"> </w:t>
+      </w:r>
+      <w:r>
+        <w:t>09514687419</w:t>
+      </w:r>
+      <w:r>
+        <w:br/>
+      </w:r>
+      <w:r>
+        <w:rPr>
+          <w:b/>
+          <w:bCs/>
+        </w:rPr>
+        <w:t xml:space="preserve">Autor y desarrollador de </w:t>
+      </w:r>
+      <w:r>
+        <w:rPr>
+          <w:b/>
+          <w:bCs/>
+        </w:rPr>
+        <w:t>SIGO</w:t>
+      </w:r>
+      <w:r>
+        <w:rPr>
+          <w:b/>
+          <w:bCs/>
+        </w:rPr>
+        <w:t xml:space="preserve"> </w:t>
+      </w:r>
+      <w:r>
+        <w:rPr>
+          <w:b/>
+          <w:bCs/>
+        </w:rPr>
+        <w:t>– Sistema Integral de Gestión Operativa</w:t>
+      </w:r>
+    </w:p>
+    <w:p>
+      <w:pPr>
+        <w:spacing w:line="240" w:lineRule="auto"/>
+        <w:ind w:firstLine="0"/>
+        <w:rPr>
+          <w:b/>
+          <w:bCs/>
+        </w:rPr>
+      </w:pPr>
+    </w:p>
+    <w:p>
+      <w:pPr>
+        <w:spacing w:line="240" w:lineRule="auto"/>
+        <w:ind w:firstLine="0"/>
+        <w:rPr>
+          <w:b/>
+          <w:bCs/>
+        </w:rPr>
+      </w:pPr>
+    </w:p>
+    <w:p>
+      <w:pPr>
+        <w:spacing w:line="240" w:lineRule="auto"/>
+        <w:ind w:firstLine="0"/>
+        <w:rPr>
+          <w:b/>
+          <w:bCs/>
+        </w:rPr>
+      </w:pPr>
+    </w:p>
+    <w:p>
+      <w:pPr>
+        <w:spacing w:line="240" w:lineRule="auto"/>
+        <w:ind w:firstLine="0"/>
+        <w:rPr>
+          <w:b/>
+          <w:bCs/>
+        </w:rPr>
+      </w:pPr>
+    </w:p>
+    <w:p>
+      <w:pPr>
+        <w:spacing w:line="240" w:lineRule="auto"/>
+        <w:ind w:firstLine="0"/>
+        <w:rPr>
+          <w:b/>
+          <w:bCs/>
+        </w:rPr>
+      </w:pPr>
+    </w:p>
+    <w:p>
+      <w:pPr>
+        <w:spacing w:line="240" w:lineRule="auto"/>
+        <w:ind w:firstLine="0"/>
+        <w:rPr>
+          <w:b/>
+          <w:bCs/>
+        </w:rPr>
+      </w:pPr>
+    </w:p>
+    <w:p>
+      <w:pPr>
+        <w:spacing w:line="240" w:lineRule="auto"/>
+        <w:ind w:firstLine="0"/>
+        <w:rPr>
+          <w:b/>
+          <w:bCs/>
+        </w:rPr>
+      </w:pPr>
+    </w:p>
+    <w:p>
+      <w:pPr>
+        <w:spacing w:line="240" w:lineRule="auto"/>
+        <w:ind w:firstLine="0"/>
+        <w:rPr>
+          <w:b/>
+          <w:bCs/>
+        </w:rPr>
+      </w:pPr>
+    </w:p>
+    <w:p>
+      <w:pPr>
+        <w:spacing w:line="240" w:lineRule="auto"/>
+        <w:ind w:firstLine="0"/>
+        <w:rPr>
+          <w:b/>
+          <w:bCs/>
+        </w:rPr>
+      </w:pPr>
+    </w:p>
+    <w:p>
+      <w:pPr>
+        <w:spacing w:line="240" w:lineRule="auto"/>
+        <w:ind w:firstLine="0"/>
+        <w:rPr>
+          <w:b/>
+          <w:bCs/>
+        </w:rPr>
+      </w:pPr>
+    </w:p>
+    <w:p>
+      <w:pPr>
+        <w:spacing w:line="240" w:lineRule="auto"/>
+        <w:ind w:firstLine="0"/>
+        <w:rPr>
+          <w:b/>
+          <w:bCs/>
+        </w:rPr>
+      </w:pPr>
+    </w:p>
+    <w:p>
+      <w:pPr>
+        <w:spacing w:line="240" w:lineRule="auto"/>
+        <w:ind w:firstLine="0"/>
+        <w:rPr>
+          <w:b/>
+          <w:bCs/>
+        </w:rPr>
+      </w:pPr>
+    </w:p>
+    <w:p>
+      <w:pPr>
+        <w:spacing w:line="240" w:lineRule="auto"/>
+        <w:ind w:firstLine="0"/>
+        <w:rPr>
+          <w:b/>
+          <w:bCs/>
+        </w:rPr>
+      </w:pPr>
+    </w:p>
+    <w:p>
+      <w:pPr>
+        <w:spacing w:line="240" w:lineRule="auto"/>
+        <w:ind w:firstLine="0"/>
+        <w:rPr>
+          <w:b/>
+          <w:bCs/>
+        </w:rPr>
+      </w:pPr>
+    </w:p>
+    <w:p>
+      <w:pPr>
+        <w:spacing w:line="240" w:lineRule="auto"/>
+        <w:ind w:firstLine="0"/>
+        <w:rPr>
+          <w:b/>
+          <w:bCs/>
+        </w:rPr>
+      </w:pPr>
+    </w:p>
+    <w:p>
+      <w:pPr>
+        <w:spacing w:line="240" w:lineRule="auto"/>
+        <w:ind w:firstLine="0"/>
+        <w:rPr>
+          <w:b/>
+          <w:bCs/>
+        </w:rPr>
+      </w:pPr>
+    </w:p>
+    <w:p>
+      <w:pPr>
+        <w:spacing w:line="240" w:lineRule="auto"/>
+        <w:ind w:firstLine="0"/>
+        <w:rPr>
+          <w:b/>
+          <w:bCs/>
+        </w:rPr>
+      </w:pPr>
+    </w:p>
+    <w:p>
+      <w:pPr>
+        <w:spacing w:line="240" w:lineRule="auto"/>
+        <w:ind w:firstLine="0"/>
+        <w:rPr>
+          <w:b/>
+          <w:bCs/>
+        </w:rPr>
+      </w:pPr>
+    </w:p>
+    <w:p>
+      <w:pPr>
+        <w:spacing w:line="240" w:lineRule="auto"/>
+        <w:ind w:firstLine="0"/>
+        <w:rPr>
+          <w:b/>
+          <w:bCs/>
+        </w:rPr>
+      </w:pPr>
+    </w:p>
+    <w:p>
+      <w:pPr>
+        <w:spacing w:line="240" w:lineRule="auto"/>
+        <w:ind w:firstLine="0"/>
+        <w:rPr>
+          <w:b/>
+          <w:bCs/>
+        </w:rPr>
+      </w:pPr>
+    </w:p>
+    <w:p>
+      <w:pPr>
+        <w:spacing w:line="240" w:lineRule="auto"/>
+        <w:ind w:firstLine="0"/>
+        <w:rPr>
+          <w:b/>
+          <w:bCs/>
+        </w:rPr>
+      </w:pPr>
+    </w:p>
+    <w:p>
+      <w:pPr>
+        <w:spacing w:line="240" w:lineRule="auto"/>
+        <w:ind w:firstLine="0"/>
+        <w:rPr>
+          <w:b/>
+          <w:bCs/>
+        </w:rPr>
+      </w:pPr>
+    </w:p>
+    <w:p>
+      <w:pPr>
+        <w:spacing w:line="240" w:lineRule="auto"/>
+        <w:ind w:firstLine="0"/>
+        <w:rPr>
+          <w:b/>
+          <w:bCs/>
+        </w:rPr>
+      </w:pPr>
+    </w:p>
+    <w:p>
+      <w:pPr>
+        <w:spacing w:line="240" w:lineRule="auto"/>
+        <w:ind w:firstLine="0"/>
+        <w:rPr>
+          <w:b/>
+          <w:bCs/>
+        </w:rPr>
+      </w:pPr>
+    </w:p>
+    <w:p>
+      <w:pPr>
+        <w:spacing w:line="240" w:lineRule="auto"/>
+        <w:ind w:firstLine="0"/>
+        <w:rPr>
+          <w:b/>
+          <w:bCs/>
+        </w:rPr>
+      </w:pPr>
+    </w:p>
+    <w:p>
+      <w:pPr>
+        <w:spacing w:line="240" w:lineRule="auto"/>
+        <w:ind w:firstLine="0"/>
+        <w:rPr>
+          <w:b/>
+          <w:bCs/>
+        </w:rPr>
+      </w:pPr>
+    </w:p>
+    <w:p>
+      <w:pPr>
+        <w:spacing w:line="240" w:lineRule="auto"/>
+        <w:ind w:firstLine="0"/>
+        <w:rPr>
+          <w:b/>
+          <w:bCs/>
+        </w:rPr>
+      </w:pPr>
+    </w:p>
+    <w:p>
+      <w:pPr>
+        <w:spacing w:line="240" w:lineRule="auto"/>
+        <w:ind w:firstLine="0"/>
+        <w:rPr>
+          <w:b/>
+          <w:bCs/>
+        </w:rPr>
+      </w:pPr>
+    </w:p>
+    <w:p>
+      <w:pPr>
+        <w:spacing w:line="240" w:lineRule="auto"/>
+        <w:ind w:firstLine="0"/>
+        <w:rPr>
+          <w:b/>
+          <w:bCs/>
+        </w:rPr>
+      </w:pPr>
+    </w:p>
+    <w:p>
+      <w:pPr>
+        <w:spacing w:line="240" w:lineRule="auto"/>
+        <w:ind w:firstLine="0"/>
+        <w:rPr>
+          <w:b/>
+          <w:bCs/>
+        </w:rPr>
+      </w:pPr>
+    </w:p>
+    <w:p>
+      <w:pPr>
+        <w:spacing w:line="240" w:lineRule="auto"/>
+        <w:ind w:firstLine="0"/>
+        <w:rPr>
+          <w:b/>
+          <w:bCs/>
+        </w:rPr>
+      </w:pPr>
+    </w:p>
+    <w:p>
+      <w:pPr>
+        <w:spacing w:line="240" w:lineRule="auto"/>
+        <w:ind w:firstLine="0"/>
+        <w:rPr>
+          <w:b/>
+          <w:bCs/>
+        </w:rPr>
+      </w:pPr>
+    </w:p>
+    <w:p>
+      <w:pPr>
+        <w:spacing w:line="240" w:lineRule="auto"/>
+        <w:ind w:firstLine="0"/>
+        <w:rPr>
+          <w:b/>
+          <w:bCs/>
+        </w:rPr>
+      </w:pPr>
+    </w:p>
+    <w:p>
+      <w:pPr>
+        <w:spacing w:line="240" w:lineRule="auto"/>
+        <w:ind w:firstLine="0"/>
+        <w:rPr>
+          <w:b/>
+          <w:bCs/>
+        </w:rPr>
+      </w:pPr>
+    </w:p>
+    <w:p>
+      <w:pPr>
+        <w:spacing w:line="240" w:lineRule="auto"/>
+        <w:ind w:firstLine="0"/>
+        <w:rPr>
+          <w:b/>
+          <w:bCs/>
+        </w:rPr>
+      </w:pPr>
+    </w:p>
+    <w:p>
+      <w:pPr>
+        <w:spacing w:line="240" w:lineRule="auto"/>
+        <w:ind w:firstLine="0"/>
+        <w:rPr>
+          <w:b/>
+          <w:bCs/>
+        </w:rPr>
+      </w:pPr>
+    </w:p>
+    <w:p>
+      <w:pPr>
+        <w:ind w:firstLine="0"/>
+        <w:jc w:val="center"/>
+        <w:rPr>
+          <w:b/>
+          <w:bCs/>
+        </w:rPr>
+      </w:pPr>
+      <w:r>
+        <w:rPr>
+          <w:b/>
+          <w:bCs/>
+        </w:rPr>
+        <w:lastRenderedPageBreak/>
+        <w:t xml:space="preserve">ANEXO 1 – </w:t>
+      </w:r>
+    </w:p>
+    <w:p>
+      <w:pPr>
+        <w:ind w:firstLine="0"/>
+        <w:jc w:val="center"/>
+        <w:rPr>
+          <w:b/>
+          <w:bCs/>
+        </w:rPr>
+      </w:pPr>
+      <w:r>
+        <w:rPr>
+          <w:b/>
+          <w:bCs/>
+        </w:rPr>
+        <w:t>AVISO DE CONFIDENCIALIDAD, RESERVA DE DERECHOS Y CONDICIONES DE EVALUACIÓN DEL PROYECTO</w:t>
+      </w:r>
+    </w:p>
+    <w:p>
+      <w:pPr>
+        <w:ind w:firstLine="0"/>
+        <w:jc w:val="center"/>
+        <w:rPr>
+          <w:b/>
+          <w:bCs/>
+        </w:rPr>
+      </w:pPr>
+      <w:r>
+        <w:rPr>
+          <w:b/>
+          <w:bCs/>
+        </w:rPr>
+        <w:t xml:space="preserve"> SIGO</w:t>
+      </w:r>
+      <w:r>
+        <w:rPr>
+          <w:b/>
+          <w:bCs/>
+        </w:rPr>
+        <w:t xml:space="preserve"> </w:t>
+      </w:r>
+      <w:r>
+        <w:rPr>
+          <w:b/>
+          <w:bCs/>
+        </w:rPr>
+        <w:t>–</w:t>
+      </w:r>
+      <w:r>
+        <w:rPr>
+          <w:b/>
+          <w:bCs/>
+        </w:rPr>
+        <w:t xml:space="preserve"> SISTEMA INTEGRAL DE GESTIÓN OPERATIVA</w:t>
+      </w:r>
+    </w:p>
+    <w:p>
+      <w:pPr>
+        <w:ind w:firstLine="0"/>
+        <w:jc w:val="both"/>
+      </w:pPr>
+    </w:p>
+    <w:p>
+      <w:pPr>
+        <w:ind w:firstLine="0"/>
+        <w:jc w:val="both"/>
+      </w:pPr>
+      <w:r>
+        <w:t xml:space="preserve">Yo, </w:t>
+      </w:r>
+      <w:r>
+        <w:rPr>
+          <w:b/>
+          <w:bCs/>
+        </w:rPr>
+        <w:t>CALDERÓN AGUIRRE JORGE LUIS</w:t>
+      </w:r>
+      <w:r>
+        <w:rPr>
+          <w:b/>
+          <w:bCs/>
+        </w:rPr>
+        <w:t>,</w:t>
+      </w:r>
+      <w:r>
+        <w:t xml:space="preserve"> </w:t>
+      </w:r>
+      <w:r>
+        <w:t xml:space="preserve">en calidad de autor y desarrollador del sistema denominado </w:t>
+      </w:r>
+      <w:r>
+        <w:rPr>
+          <w:b/>
+          <w:bCs/>
+        </w:rPr>
+        <w:t>“SIGO – Sistema Integral de Gestión Operativa”</w:t>
+      </w:r>
+      <w:r>
+        <w:t>, dejo constancia de que la documentación, presentación, prototipos, diagramas, estructuras funcionales, diseños, flujos operativos, arquitectura, módulos, documentación técnica y demás información presentada conjuntamente con esta propuesta tienen carácter reservado y son proporcionados exclusivamente para fines de conocimiento, análisis y evaluación institucional.</w:t>
+      </w:r>
+    </w:p>
+    <w:p>
+      <w:pPr>
+        <w:ind w:firstLine="0"/>
+        <w:jc w:val="both"/>
+      </w:pPr>
+      <w:r>
+        <w:t>La entrega o exposición de esta información no constituye cesión, transferencia, donación, licencia, autorización de reproducción ni transferencia de derechos de propiedad intelectual sobre SIGO – Sistema Integral de Gestión Operativa</w:t>
+      </w:r>
+      <w:r>
+        <w:t>.</w:t>
+      </w:r>
+    </w:p>
+    <w:p>
+      <w:pPr>
+        <w:ind w:firstLine="0"/>
+        <w:jc w:val="both"/>
+      </w:pPr>
+      <w:r>
+        <w:t>En consecuencia, la información técnica y documental revelada no podrá ser copiada, reproducida, distribuida, entregada a terceros, utilizada para desarrollar un sistema sustancialmente basado en los elementos confidenciales presentados, ni empleada para encargar a terceros la reproducción de dichos componentes, salvo autorización previa y escrita del autor.</w:t>
+      </w:r>
+    </w:p>
+    <w:p>
+      <w:pPr>
+        <w:ind w:firstLine="0"/>
+        <w:jc w:val="both"/>
+      </w:pPr>
+      <w:r>
+        <w:t>El autor se reserva todos los derechos que legalmente le correspondan sobre el código fuente, documentación, diseños, elementos originales, arquitectura, estructura funcional y demás componentes propios de SIGO – Sistema Integral de Gestión Operativa, sin perjuicio de los derechos que correspondan a terceros o a la institución sobre sus datos, signos distintivos, documentos e información institucional.</w:t>
+      </w:r>
+    </w:p>
+    <w:p>
+      <w:pPr>
+        <w:ind w:firstLine="0"/>
+        <w:jc w:val="both"/>
+      </w:pPr>
+      <w:r>
+        <w:lastRenderedPageBreak/>
+        <w:t xml:space="preserve">La presente propuesta tiene exclusivamente carácter de </w:t>
+      </w:r>
+      <w:r>
+        <w:rPr>
+          <w:b/>
+          <w:bCs/>
+        </w:rPr>
+        <w:t>presentación y evaluación</w:t>
+      </w:r>
+      <w:r>
+        <w:t>. Cualquier implementación, utilización institucional, modificación o integración de</w:t>
+      </w:r>
+      <w:r>
+        <w:t xml:space="preserve"> </w:t>
+      </w:r>
+      <w:r>
+        <w:t>SIGO – Sistema Integral de Gestión Operativa</w:t>
+      </w:r>
+      <w:r>
+        <w:t xml:space="preserve"> </w:t>
+      </w:r>
+      <w:r>
+        <w:t>deberá ser objeto de un instrumento posterior que establezca expresamente las condiciones de licencia, administración, infraestructura, tratamiento de datos y demás responsabilidades de las partes.</w:t>
+      </w:r>
+    </w:p>
+    <w:p>
+      <w:pPr>
+        <w:ind w:firstLine="0"/>
+        <w:jc w:val="both"/>
+      </w:pPr>
+      <w:r>
+        <w:t xml:space="preserve">Se deja constancia además de que SIGO – Sistema Integral de Gestión Operativa fue iniciado el </w:t>
+      </w:r>
+      <w:r>
+        <w:rPr>
+          <w:b/>
+          <w:bCs/>
+        </w:rPr>
+        <w:t>1 de junio de 2026</w:t>
+      </w:r>
+      <w:r>
+        <w:t>, por iniciativa propia de su autor, sin encargo institucional específico para su creación.</w:t>
+      </w:r>
+    </w:p>
+    <w:p>
+      <w:pPr>
+        <w:ind w:firstLine="0"/>
+        <w:jc w:val="both"/>
+      </w:pPr>
+    </w:p>
+    <w:p>
+      <w:pPr>
+        <w:ind w:firstLine="0"/>
+      </w:pPr>
+      <w:r>
+        <w:rPr>
+          <w:b/>
+          <w:bCs/>
+        </w:rPr>
+        <w:t>Fecha:</w:t>
+      </w:r>
+      <w:r>
+        <w:t xml:space="preserve"> </w:t>
+      </w:r>
+      <w:r>
+        <w:t>30/7/2026</w:t>
+      </w:r>
+      <w:r>
+        <w:br/>
+      </w:r>
+      <w:r>
+        <w:rPr>
+          <w:b/>
+          <w:bCs/>
+        </w:rPr>
+        <w:t>Autor:</w:t>
+      </w:r>
+      <w:r>
+        <w:t xml:space="preserve"> </w:t>
+      </w:r>
+      <w:r>
+        <w:t>CALDERON AGUIRRE JORGE LUIS</w:t>
+      </w:r>
+      <w:r>
+        <w:br/>
+      </w:r>
+      <w:r>
+        <w:rPr>
+          <w:b/>
+          <w:bCs/>
+        </w:rPr>
+        <w:t>Cédula:</w:t>
+      </w:r>
+      <w:r>
+        <w:t xml:space="preserve"> </w:t>
+      </w:r>
+      <w:r>
+        <w:t xml:space="preserve"> 0951468719</w:t>
+      </w:r>
+      <w:r>
+        <w:br/>
+      </w:r>
+      <w:r>
+        <w:rPr>
+          <w:b/>
+          <w:bCs/>
+        </w:rPr>
+        <w:t>Firma:</w:t>
+      </w:r>
+      <w:r>
+        <w:t xml:space="preserve"> </w:t>
+      </w:r>
+    </w:p>
+    <w:p>
+      <w:pPr>
+        <w:ind w:firstLine="0"/>
+      </w:pPr>
+    </w:p>
+    <w:p>
+      <w:pPr>
+        <w:ind w:firstLine="0"/>
+      </w:pPr>
+    </w:p>
+    <w:p>
+      <w:pPr>
+        <w:ind w:firstLine="0"/>
+      </w:pPr>
+      <w:r>
+        <w:t>_________________________</w:t>
+      </w:r>
+    </w:p>
+    <w:p>
+      <w:pPr>
+        <w:ind w:firstLine="0"/>
+        <w:jc w:val="both"/>
+      </w:pPr>
+    </w:p>
+    <w:p>
+      <w:pPr>
+        <w:spacing w:line="240" w:lineRule="auto"/>
+        <w:ind w:firstLine="0"/>
+        <w:rPr>
+          <w:b/>
+          <w:bCs/>
+        </w:rPr>
+      </w:pPr>
+    </w:p>
+    <w:p>
+      <w:pPr>
+        <w:spacing w:line="240" w:lineRule="auto"/>
+        <w:ind w:firstLine="0"/>
+        <w:rPr>
+          <w:b/>
+          <w:bCs/>
+        </w:rPr>
+      </w:pPr>
+    </w:p>
+    <w:p>
+      <w:pPr>
+        <w:spacing w:line="240" w:lineRule="auto"/>
+        <w:ind w:firstLine="0"/>
+        <w:rPr>
+          <w:b/>
+          <w:bCs/>
+        </w:rPr>
+      </w:pPr>
+    </w:p>
+    <w:p>
+      <w:pPr>
+        <w:spacing w:line="240" w:lineRule="auto"/>
+        <w:ind w:firstLine="0"/>
+        <w:rPr>
+          <w:b/>
+          <w:bCs/>
+        </w:rPr>
+      </w:pPr>
+    </w:p>
+    <w:p>
+      <w:pPr>
+        <w:spacing w:line="240" w:lineRule="auto"/>
+        <w:ind w:firstLine="0"/>
+        <w:rPr>
+          <w:b/>
+          <w:bCs/>
+        </w:rPr>
+      </w:pPr>
+    </w:p>
+    <w:p>
+      <w:pPr>
+        <w:spacing w:line="240" w:lineRule="auto"/>
+        <w:ind w:firstLine="0"/>
+        <w:rPr>
+          <w:b/>
+          <w:bCs/>
+        </w:rPr>
+      </w:pPr>
+    </w:p>
+    <w:p>
+      <w:pPr>
+        <w:spacing w:line="240" w:lineRule="auto"/>
+        <w:ind w:firstLine="0"/>
+        <w:rPr>
+          <w:b/>
+          <w:bCs/>
+        </w:rPr>
+      </w:pPr>
+    </w:p>
+    <w:p>
+      <w:pPr>
+        <w:spacing w:line="240" w:lineRule="auto"/>
+        <w:ind w:firstLine="0"/>
+      </w:pPr>
     </w:p>
     <w:sectPr>
       <w:pgSz w:w="11906" w:h="16838"/>
@@ -1156,6 +2256,29 @@
       <w:spacing w:val="5"/>
     </w:rPr>
   </w:style>
+  <w:style w:type="character" w:styleId="Hipervnculo">
+    <w:name w:val="Hyperlink"/>
+    <w:basedOn w:val="Fuentedeprrafopredeter"/>
+    <w:uiPriority w:val="99"/>
+    <w:unhideWhenUsed/>
+    <w:rsid w:val="008B10E6"/>
+    <w:rPr>
+      <w:color w:val="467886" w:themeColor="hyperlink"/>
+      <w:u w:val="single"/>
+    </w:rPr>
+  </w:style>
+  <w:style w:type="character" w:styleId="Mencinsinresolver">
+    <w:name w:val="Unresolved Mention"/>
+    <w:basedOn w:val="Fuentedeprrafopredeter"/>
+    <w:uiPriority w:val="99"/>
+    <w:semiHidden/>
+    <w:unhideWhenUsed/>
+    <w:rsid w:val="008B10E6"/>
+    <w:rPr>
+      <w:color w:val="605E5C"/>
+      <w:shd w:val="clear" w:color="auto" w:fill="E1DFDD"/>
+    </w:rPr>
+  </w:style>
 </w:styles>
 </file>
 
